--- a/docs_ute/WBS 2.1 - Soạn thảo hồ sơ SRS v1.0 theo chuẩn ISO-IEC-IEEE 29148.docx
+++ b/docs_ute/WBS 2.1 - Soạn thảo hồ sơ SRS v1.0 theo chuẩn ISO-IEC-IEEE 29148.docx
@@ -17,7 +17,7 @@
           <w:sz w:val="32"/>
           <w:szCs w:val="32"/>
         </w:rPr>
-        <w:t>HỒ SƠ ĐẶC TẢ YÊU CẦU PHẦN MỀM (SRS v1.0)</w:t>
+        <w:t>HỒ SƠ ĐẶC TẢ YÊU CẦU PHẦN MỀM (SRS v1.1)</w:t>
       </w:r>
     </w:p>
     <w:p>
@@ -35,7 +35,7 @@
           <w:sz w:val="22"/>
           <w:szCs w:val="22"/>
         </w:rPr>
-        <w:t>WBS 2.1 — SOFTWARE REQUIREMENTS SPECIFICATION THEO CHUẨN ISO/IEC/IEEE 29148:2018</w:t>
+        <w:t>WBS 2.1 — SOFTWARE REQUIREMENTS SPECIFICATION THEO CHUẨN ISO/IEC/IEEE 29148:2018 (PHIÊN BẢN v1.1)</w:t>
       </w:r>
     </w:p>
     <w:tbl>
@@ -204,8 +204,10 @@
                 <w:sz w:val="18"/>
                 <w:szCs w:val="18"/>
               </w:rPr>
-              <w:t>WBS 2.1: Soạn thảo hồ sơ SRS v1.0 theo chuẩn ISO/IEC/IEEE 29148:2018</w:t>
-            </w:r>
+              <w:t>WBS 2.1: Soạn thảo hồ sơ SRS v1.1</w:t>
+            </w:r>
+            <w:bookmarkStart w:id="0" w:name="_GoBack"/>
+            <w:bookmarkEnd w:id="0"/>
           </w:p>
         </w:tc>
       </w:tr>
@@ -277,10 +279,8 @@
                 <w:sz w:val="18"/>
                 <w:szCs w:val="18"/>
               </w:rPr>
-              <w:t xml:space="preserve">Vũ Toàn Thắng </w:t>
-            </w:r>
-            <w:bookmarkStart w:id="0" w:name="_GoBack"/>
-            <w:bookmarkEnd w:id="0"/>
+              <w:t>Vũ Toàn Thắng</w:t>
+            </w:r>
           </w:p>
         </w:tc>
       </w:tr>
@@ -352,7 +352,7 @@
                 <w:sz w:val="18"/>
                 <w:szCs w:val="18"/>
               </w:rPr>
-              <w:t>06/09/2026 – 12/09/2026 (Theo kế hoạch WBS Gantt Chart)</w:t>
+              <w:t>06/09/2026 – 30/09/2026 (Cập nhật sau thẩm định &amp; chuẩn hóa Actor)</w:t>
             </w:r>
           </w:p>
         </w:tc>
@@ -571,7 +571,7 @@
                 <w:sz w:val="18"/>
                 <w:szCs w:val="18"/>
               </w:rPr>
-              <w:t>Phiên bản 1.0 — Chuẩn Cơ sở Đã Đóng Băng (Baseline Frozen)</w:t>
+              <w:t>Phiên bản 1.1 — Chuẩn Cơ sở Sau Thẩm định (Baseline Post-Audit)</w:t>
             </w:r>
           </w:p>
         </w:tc>
@@ -610,7 +610,7 @@
           <w:sz w:val="20"/>
           <w:szCs w:val="20"/>
         </w:rPr>
-        <w:t>Hồ sơ SRS v1.0 đặc tả đầy đủ các yêu cầu cho nền tảng FocusFlow — Hệ thống hỗ trợ lập kế hoạch và thực thi lộ trình tự học thích ứng tích hợp AI, giải quyết triệt để 3 nút thắt của người tự học (Rào cản phân rã, Phân mảnh công cụ, Đứt gãy kỷ luật khi có biến cố).</w:t>
+        <w:t>Hồ sơ SRS v1.1 đặc tả đầy đủ các yêu cầu cho nền tảng FocusFlow — Hệ thống hỗ trợ lập kế hoạch và thực thi lộ trình tự học thích ứng tích hợp AI, giải quyết triệt để 3 nút thắt của người tự học (Rào cản phân rã, Phân mảnh công cụ, Đứt gãy kỷ luật khi có biến cố).</w:t>
       </w:r>
     </w:p>
     <w:p>
@@ -624,7 +624,7 @@
           <w:sz w:val="20"/>
           <w:szCs w:val="20"/>
         </w:rPr>
-        <w:t>Hệ thống quản lý vòng đời học tập qua 4 giai đoạn logic khép kín: (1) Khởi tạo lộ trình &amp; Duyệt lịch 2 cấp; (2) Không gian thực thi phiên học tập trung; (3) Thích ứng &amp; Quản trị lịch; (4) Tổng kết &amp; Cải tiến chu kỳ.</w:t>
+        <w:t>Hệ thống quản lý vòng đời học tập qua 4 giai đoạn logic khép kín: (1) Khởi tạo lộ trình &amp; Duyệt lịch 2 cấp; (2) Không gian thực thi phiên học tập trung; (3) Thích ứng &amp; Quản trị lịch; (4) Tổng kết &amp; Cải tiến chu kỳ (Supporting Subdomain). Hệ thống bổ sung Phân hệ Quản trị viên (Admin Portal tối giản) nhằm phục vụ quản trị phân tầng tài khoản và giám sát tài nguyên AI.</w:t>
       </w:r>
     </w:p>
     <w:p>
@@ -4008,6 +4008,531 @@
           </w:p>
         </w:tc>
       </w:tr>
+      <w:tr>
+        <w:trPr>
+          <w:jc w:val="center"/>
+        </w:trPr>
+        <w:tc>
+          <w:tcPr>
+            <w:tcW w:w="1400" w:type="dxa"/>
+            <w:tcBorders>
+              <w:top w:val="single" w:color="000000" w:sz="4" w:space="0"/>
+              <w:left w:val="single" w:color="000000" w:sz="4" w:space="0"/>
+              <w:bottom w:val="single" w:color="000000" w:sz="4" w:space="0"/>
+              <w:right w:val="single" w:color="000000" w:sz="4" w:space="0"/>
+            </w:tcBorders>
+            <w:shd w:val="clear" w:color="auto" w:fill="F8FAFD"/>
+            <w:tcMar>
+              <w:top w:w="100" w:type="dxa"/>
+              <w:left w:w="140" w:type="dxa"/>
+              <w:bottom w:w="100" w:type="dxa"/>
+              <w:right w:w="140" w:type="dxa"/>
+            </w:tcMar>
+            <w:vAlign w:val="top"/>
+          </w:tcPr>
+          <w:p>
+            <w:pPr>
+              <w:spacing w:before="40" w:after="40" w:line="240" w:lineRule="auto"/>
+              <w:jc w:val="left"/>
+            </w:pPr>
+            <w:r>
+              <w:rPr>
+                <w:rFonts w:ascii="Google Sans Text" w:hAnsi="Google Sans Text" w:cs="Google Sans Text"/>
+                <w:color w:val="1F1F1F"/>
+                <w:sz w:val="18"/>
+                <w:szCs w:val="18"/>
+              </w:rPr>
+              <w:t>UC-ADM-01</w:t>
+            </w:r>
+          </w:p>
+        </w:tc>
+        <w:tc>
+          <w:tcPr>
+            <w:tcW w:w="2200" w:type="dxa"/>
+            <w:tcBorders>
+              <w:top w:val="single" w:color="000000" w:sz="4" w:space="0"/>
+              <w:left w:val="single" w:color="000000" w:sz="4" w:space="0"/>
+              <w:bottom w:val="single" w:color="000000" w:sz="4" w:space="0"/>
+              <w:right w:val="single" w:color="000000" w:sz="4" w:space="0"/>
+            </w:tcBorders>
+            <w:shd w:val="clear" w:color="auto" w:fill="F8FAFD"/>
+            <w:tcMar>
+              <w:top w:w="100" w:type="dxa"/>
+              <w:left w:w="140" w:type="dxa"/>
+              <w:bottom w:w="100" w:type="dxa"/>
+              <w:right w:w="140" w:type="dxa"/>
+            </w:tcMar>
+            <w:vAlign w:val="top"/>
+          </w:tcPr>
+          <w:p>
+            <w:pPr>
+              <w:spacing w:before="40" w:after="40" w:line="240" w:lineRule="auto"/>
+              <w:jc w:val="left"/>
+            </w:pPr>
+            <w:r>
+              <w:rPr>
+                <w:rFonts w:ascii="Google Sans Text" w:hAnsi="Google Sans Text" w:cs="Google Sans Text"/>
+                <w:color w:val="1F1F1F"/>
+                <w:sz w:val="18"/>
+                <w:szCs w:val="18"/>
+              </w:rPr>
+              <w:t>Đăng nhập Quản trị viên</w:t>
+            </w:r>
+          </w:p>
+        </w:tc>
+        <w:tc>
+          <w:tcPr>
+            <w:tcW w:w="1400" w:type="dxa"/>
+            <w:tcBorders>
+              <w:top w:val="single" w:color="000000" w:sz="4" w:space="0"/>
+              <w:left w:val="single" w:color="000000" w:sz="4" w:space="0"/>
+              <w:bottom w:val="single" w:color="000000" w:sz="4" w:space="0"/>
+              <w:right w:val="single" w:color="000000" w:sz="4" w:space="0"/>
+            </w:tcBorders>
+            <w:shd w:val="clear" w:color="auto" w:fill="F8FAFD"/>
+            <w:tcMar>
+              <w:top w:w="100" w:type="dxa"/>
+              <w:left w:w="140" w:type="dxa"/>
+              <w:bottom w:w="100" w:type="dxa"/>
+              <w:right w:w="140" w:type="dxa"/>
+            </w:tcMar>
+            <w:vAlign w:val="top"/>
+          </w:tcPr>
+          <w:p>
+            <w:pPr>
+              <w:spacing w:before="40" w:after="40" w:line="240" w:lineRule="auto"/>
+              <w:jc w:val="left"/>
+            </w:pPr>
+            <w:r>
+              <w:rPr>
+                <w:rFonts w:ascii="Google Sans Text" w:hAnsi="Google Sans Text" w:cs="Google Sans Text"/>
+                <w:color w:val="1F1F1F"/>
+                <w:sz w:val="18"/>
+                <w:szCs w:val="18"/>
+              </w:rPr>
+              <w:t>Administrator</w:t>
+            </w:r>
+          </w:p>
+        </w:tc>
+        <w:tc>
+          <w:tcPr>
+            <w:tcW w:w="1600" w:type="dxa"/>
+            <w:tcBorders>
+              <w:top w:val="single" w:color="000000" w:sz="4" w:space="0"/>
+              <w:left w:val="single" w:color="000000" w:sz="4" w:space="0"/>
+              <w:bottom w:val="single" w:color="000000" w:sz="4" w:space="0"/>
+              <w:right w:val="single" w:color="000000" w:sz="4" w:space="0"/>
+            </w:tcBorders>
+            <w:shd w:val="clear" w:color="auto" w:fill="F8FAFD"/>
+            <w:tcMar>
+              <w:top w:w="100" w:type="dxa"/>
+              <w:left w:w="140" w:type="dxa"/>
+              <w:bottom w:w="100" w:type="dxa"/>
+              <w:right w:w="140" w:type="dxa"/>
+            </w:tcMar>
+            <w:vAlign w:val="top"/>
+          </w:tcPr>
+          <w:p>
+            <w:pPr>
+              <w:spacing w:before="40" w:after="40" w:line="240" w:lineRule="auto"/>
+              <w:jc w:val="left"/>
+            </w:pPr>
+            <w:r>
+              <w:rPr>
+                <w:rFonts w:ascii="Google Sans Text" w:hAnsi="Google Sans Text" w:cs="Google Sans Text"/>
+                <w:color w:val="1F1F1F"/>
+                <w:sz w:val="18"/>
+                <w:szCs w:val="18"/>
+              </w:rPr>
+              <w:t>Hệ thống</w:t>
+            </w:r>
+          </w:p>
+        </w:tc>
+        <w:tc>
+          <w:tcPr>
+            <w:tcW w:w="2760" w:type="dxa"/>
+            <w:tcBorders>
+              <w:top w:val="single" w:color="000000" w:sz="4" w:space="0"/>
+              <w:left w:val="single" w:color="000000" w:sz="4" w:space="0"/>
+              <w:bottom w:val="single" w:color="000000" w:sz="4" w:space="0"/>
+              <w:right w:val="single" w:color="000000" w:sz="4" w:space="0"/>
+            </w:tcBorders>
+            <w:shd w:val="clear" w:color="auto" w:fill="F8FAFD"/>
+            <w:tcMar>
+              <w:top w:w="100" w:type="dxa"/>
+              <w:left w:w="140" w:type="dxa"/>
+              <w:bottom w:w="100" w:type="dxa"/>
+              <w:right w:w="140" w:type="dxa"/>
+            </w:tcMar>
+            <w:vAlign w:val="top"/>
+          </w:tcPr>
+          <w:p>
+            <w:pPr>
+              <w:spacing w:before="40" w:after="40" w:line="240" w:lineRule="auto"/>
+              <w:jc w:val="left"/>
+            </w:pPr>
+            <w:r>
+              <w:rPr>
+                <w:rFonts w:ascii="Google Sans Text" w:hAnsi="Google Sans Text" w:cs="Google Sans Text"/>
+                <w:color w:val="1F1F1F"/>
+                <w:sz w:val="18"/>
+                <w:szCs w:val="18"/>
+              </w:rPr>
+              <w:t>Xác thực tài khoản Admin, phân quyền RBAC (role = 'ADMIN')</w:t>
+            </w:r>
+          </w:p>
+        </w:tc>
+      </w:tr>
+      <w:tr>
+        <w:trPr>
+          <w:jc w:val="center"/>
+        </w:trPr>
+        <w:tc>
+          <w:tcPr>
+            <w:tcW w:w="1400" w:type="dxa"/>
+            <w:tcBorders>
+              <w:top w:val="single" w:color="000000" w:sz="4" w:space="0"/>
+              <w:left w:val="single" w:color="000000" w:sz="4" w:space="0"/>
+              <w:bottom w:val="single" w:color="000000" w:sz="4" w:space="0"/>
+              <w:right w:val="single" w:color="000000" w:sz="4" w:space="0"/>
+            </w:tcBorders>
+            <w:shd w:val="clear" w:color="auto" w:fill="F8FAFD"/>
+            <w:tcMar>
+              <w:top w:w="100" w:type="dxa"/>
+              <w:left w:w="140" w:type="dxa"/>
+              <w:bottom w:w="100" w:type="dxa"/>
+              <w:right w:w="140" w:type="dxa"/>
+            </w:tcMar>
+            <w:vAlign w:val="top"/>
+          </w:tcPr>
+          <w:p>
+            <w:pPr>
+              <w:spacing w:before="40" w:after="40" w:line="240" w:lineRule="auto"/>
+              <w:jc w:val="left"/>
+            </w:pPr>
+            <w:r>
+              <w:rPr>
+                <w:rFonts w:ascii="Google Sans Text" w:hAnsi="Google Sans Text" w:cs="Google Sans Text"/>
+                <w:color w:val="1F1F1F"/>
+                <w:sz w:val="18"/>
+                <w:szCs w:val="18"/>
+              </w:rPr>
+              <w:t>UC-ADM-02</w:t>
+            </w:r>
+          </w:p>
+        </w:tc>
+        <w:tc>
+          <w:tcPr>
+            <w:tcW w:w="2200" w:type="dxa"/>
+            <w:tcBorders>
+              <w:top w:val="single" w:color="000000" w:sz="4" w:space="0"/>
+              <w:left w:val="single" w:color="000000" w:sz="4" w:space="0"/>
+              <w:bottom w:val="single" w:color="000000" w:sz="4" w:space="0"/>
+              <w:right w:val="single" w:color="000000" w:sz="4" w:space="0"/>
+            </w:tcBorders>
+            <w:shd w:val="clear" w:color="auto" w:fill="F8FAFD"/>
+            <w:tcMar>
+              <w:top w:w="100" w:type="dxa"/>
+              <w:left w:w="140" w:type="dxa"/>
+              <w:bottom w:w="100" w:type="dxa"/>
+              <w:right w:w="140" w:type="dxa"/>
+            </w:tcMar>
+            <w:vAlign w:val="top"/>
+          </w:tcPr>
+          <w:p>
+            <w:pPr>
+              <w:spacing w:before="40" w:after="40" w:line="240" w:lineRule="auto"/>
+              <w:jc w:val="left"/>
+            </w:pPr>
+            <w:r>
+              <w:rPr>
+                <w:rFonts w:ascii="Google Sans Text" w:hAnsi="Google Sans Text" w:cs="Google Sans Text"/>
+                <w:color w:val="1F1F1F"/>
+                <w:sz w:val="18"/>
+                <w:szCs w:val="18"/>
+              </w:rPr>
+              <w:t>Quản lý User &amp; Quota</w:t>
+            </w:r>
+          </w:p>
+        </w:tc>
+        <w:tc>
+          <w:tcPr>
+            <w:tcW w:w="1400" w:type="dxa"/>
+            <w:tcBorders>
+              <w:top w:val="single" w:color="000000" w:sz="4" w:space="0"/>
+              <w:left w:val="single" w:color="000000" w:sz="4" w:space="0"/>
+              <w:bottom w:val="single" w:color="000000" w:sz="4" w:space="0"/>
+              <w:right w:val="single" w:color="000000" w:sz="4" w:space="0"/>
+            </w:tcBorders>
+            <w:shd w:val="clear" w:color="auto" w:fill="F8FAFD"/>
+            <w:tcMar>
+              <w:top w:w="100" w:type="dxa"/>
+              <w:left w:w="140" w:type="dxa"/>
+              <w:bottom w:w="100" w:type="dxa"/>
+              <w:right w:w="140" w:type="dxa"/>
+            </w:tcMar>
+            <w:vAlign w:val="top"/>
+          </w:tcPr>
+          <w:p>
+            <w:pPr>
+              <w:spacing w:before="40" w:after="40" w:line="240" w:lineRule="auto"/>
+              <w:jc w:val="left"/>
+            </w:pPr>
+            <w:r>
+              <w:rPr>
+                <w:rFonts w:ascii="Google Sans Text" w:hAnsi="Google Sans Text" w:cs="Google Sans Text"/>
+                <w:color w:val="1F1F1F"/>
+                <w:sz w:val="18"/>
+                <w:szCs w:val="18"/>
+              </w:rPr>
+              <w:t>Administrator</w:t>
+            </w:r>
+          </w:p>
+        </w:tc>
+        <w:tc>
+          <w:tcPr>
+            <w:tcW w:w="1600" w:type="dxa"/>
+            <w:tcBorders>
+              <w:top w:val="single" w:color="000000" w:sz="4" w:space="0"/>
+              <w:left w:val="single" w:color="000000" w:sz="4" w:space="0"/>
+              <w:bottom w:val="single" w:color="000000" w:sz="4" w:space="0"/>
+              <w:right w:val="single" w:color="000000" w:sz="4" w:space="0"/>
+            </w:tcBorders>
+            <w:shd w:val="clear" w:color="auto" w:fill="F8FAFD"/>
+            <w:tcMar>
+              <w:top w:w="100" w:type="dxa"/>
+              <w:left w:w="140" w:type="dxa"/>
+              <w:bottom w:w="100" w:type="dxa"/>
+              <w:right w:w="140" w:type="dxa"/>
+            </w:tcMar>
+            <w:vAlign w:val="top"/>
+          </w:tcPr>
+          <w:p>
+            <w:pPr>
+              <w:spacing w:before="40" w:after="40" w:line="240" w:lineRule="auto"/>
+              <w:jc w:val="left"/>
+            </w:pPr>
+            <w:r>
+              <w:rPr>
+                <w:rFonts w:ascii="Google Sans Text" w:hAnsi="Google Sans Text" w:cs="Google Sans Text"/>
+                <w:color w:val="1F1F1F"/>
+                <w:sz w:val="18"/>
+                <w:szCs w:val="18"/>
+              </w:rPr>
+              <w:t>Hệ thống</w:t>
+            </w:r>
+          </w:p>
+        </w:tc>
+        <w:tc>
+          <w:tcPr>
+            <w:tcW w:w="2760" w:type="dxa"/>
+            <w:tcBorders>
+              <w:top w:val="single" w:color="000000" w:sz="4" w:space="0"/>
+              <w:left w:val="single" w:color="000000" w:sz="4" w:space="0"/>
+              <w:bottom w:val="single" w:color="000000" w:sz="4" w:space="0"/>
+              <w:right w:val="single" w:color="000000" w:sz="4" w:space="0"/>
+            </w:tcBorders>
+            <w:shd w:val="clear" w:color="auto" w:fill="F8FAFD"/>
+            <w:tcMar>
+              <w:top w:w="100" w:type="dxa"/>
+              <w:left w:w="140" w:type="dxa"/>
+              <w:bottom w:w="100" w:type="dxa"/>
+              <w:right w:w="140" w:type="dxa"/>
+            </w:tcMar>
+            <w:vAlign w:val="top"/>
+          </w:tcPr>
+          <w:p>
+            <w:pPr>
+              <w:spacing w:before="40" w:after="40" w:line="240" w:lineRule="auto"/>
+              <w:jc w:val="left"/>
+            </w:pPr>
+            <w:r>
+              <w:rPr>
+                <w:rFonts w:ascii="Google Sans Text" w:hAnsi="Google Sans Text" w:cs="Google Sans Text"/>
+                <w:color w:val="1F1F1F"/>
+                <w:sz w:val="18"/>
+                <w:szCs w:val="18"/>
+              </w:rPr>
+              <w:t>Quản lý danh sách người dùng, đổi Tier (Free/Premium), reset quota</w:t>
+            </w:r>
+          </w:p>
+        </w:tc>
+      </w:tr>
+      <w:tr>
+        <w:trPr>
+          <w:jc w:val="center"/>
+        </w:trPr>
+        <w:tc>
+          <w:tcPr>
+            <w:tcW w:w="1400" w:type="dxa"/>
+            <w:tcBorders>
+              <w:top w:val="single" w:color="000000" w:sz="4" w:space="0"/>
+              <w:left w:val="single" w:color="000000" w:sz="4" w:space="0"/>
+              <w:bottom w:val="single" w:color="000000" w:sz="4" w:space="0"/>
+              <w:right w:val="single" w:color="000000" w:sz="4" w:space="0"/>
+            </w:tcBorders>
+            <w:shd w:val="clear" w:color="auto" w:fill="F8FAFD"/>
+            <w:tcMar>
+              <w:top w:w="100" w:type="dxa"/>
+              <w:left w:w="140" w:type="dxa"/>
+              <w:bottom w:w="100" w:type="dxa"/>
+              <w:right w:w="140" w:type="dxa"/>
+            </w:tcMar>
+            <w:vAlign w:val="top"/>
+          </w:tcPr>
+          <w:p>
+            <w:pPr>
+              <w:spacing w:before="40" w:after="40" w:line="240" w:lineRule="auto"/>
+              <w:jc w:val="left"/>
+            </w:pPr>
+            <w:r>
+              <w:rPr>
+                <w:rFonts w:ascii="Google Sans Text" w:hAnsi="Google Sans Text" w:cs="Google Sans Text"/>
+                <w:color w:val="1F1F1F"/>
+                <w:sz w:val="18"/>
+                <w:szCs w:val="18"/>
+              </w:rPr>
+              <w:t>UC-ADM-03</w:t>
+            </w:r>
+          </w:p>
+        </w:tc>
+        <w:tc>
+          <w:tcPr>
+            <w:tcW w:w="2200" w:type="dxa"/>
+            <w:tcBorders>
+              <w:top w:val="single" w:color="000000" w:sz="4" w:space="0"/>
+              <w:left w:val="single" w:color="000000" w:sz="4" w:space="0"/>
+              <w:bottom w:val="single" w:color="000000" w:sz="4" w:space="0"/>
+              <w:right w:val="single" w:color="000000" w:sz="4" w:space="0"/>
+            </w:tcBorders>
+            <w:shd w:val="clear" w:color="auto" w:fill="F8FAFD"/>
+            <w:tcMar>
+              <w:top w:w="100" w:type="dxa"/>
+              <w:left w:w="140" w:type="dxa"/>
+              <w:bottom w:w="100" w:type="dxa"/>
+              <w:right w:w="140" w:type="dxa"/>
+            </w:tcMar>
+            <w:vAlign w:val="top"/>
+          </w:tcPr>
+          <w:p>
+            <w:pPr>
+              <w:spacing w:before="40" w:after="40" w:line="240" w:lineRule="auto"/>
+              <w:jc w:val="left"/>
+            </w:pPr>
+            <w:r>
+              <w:rPr>
+                <w:rFonts w:ascii="Google Sans Text" w:hAnsi="Google Sans Text" w:cs="Google Sans Text"/>
+                <w:color w:val="1F1F1F"/>
+                <w:sz w:val="18"/>
+                <w:szCs w:val="18"/>
+              </w:rPr>
+              <w:t>Giám sát Chỉ số Vận hành</w:t>
+            </w:r>
+          </w:p>
+        </w:tc>
+        <w:tc>
+          <w:tcPr>
+            <w:tcW w:w="1400" w:type="dxa"/>
+            <w:tcBorders>
+              <w:top w:val="single" w:color="000000" w:sz="4" w:space="0"/>
+              <w:left w:val="single" w:color="000000" w:sz="4" w:space="0"/>
+              <w:bottom w:val="single" w:color="000000" w:sz="4" w:space="0"/>
+              <w:right w:val="single" w:color="000000" w:sz="4" w:space="0"/>
+            </w:tcBorders>
+            <w:shd w:val="clear" w:color="auto" w:fill="F8FAFD"/>
+            <w:tcMar>
+              <w:top w:w="100" w:type="dxa"/>
+              <w:left w:w="140" w:type="dxa"/>
+              <w:bottom w:w="100" w:type="dxa"/>
+              <w:right w:w="140" w:type="dxa"/>
+            </w:tcMar>
+            <w:vAlign w:val="top"/>
+          </w:tcPr>
+          <w:p>
+            <w:pPr>
+              <w:spacing w:before="40" w:after="40" w:line="240" w:lineRule="auto"/>
+              <w:jc w:val="left"/>
+            </w:pPr>
+            <w:r>
+              <w:rPr>
+                <w:rFonts w:ascii="Google Sans Text" w:hAnsi="Google Sans Text" w:cs="Google Sans Text"/>
+                <w:color w:val="1F1F1F"/>
+                <w:sz w:val="18"/>
+                <w:szCs w:val="18"/>
+              </w:rPr>
+              <w:t>Administrator</w:t>
+            </w:r>
+          </w:p>
+        </w:tc>
+        <w:tc>
+          <w:tcPr>
+            <w:tcW w:w="1600" w:type="dxa"/>
+            <w:tcBorders>
+              <w:top w:val="single" w:color="000000" w:sz="4" w:space="0"/>
+              <w:left w:val="single" w:color="000000" w:sz="4" w:space="0"/>
+              <w:bottom w:val="single" w:color="000000" w:sz="4" w:space="0"/>
+              <w:right w:val="single" w:color="000000" w:sz="4" w:space="0"/>
+            </w:tcBorders>
+            <w:shd w:val="clear" w:color="auto" w:fill="F8FAFD"/>
+            <w:tcMar>
+              <w:top w:w="100" w:type="dxa"/>
+              <w:left w:w="140" w:type="dxa"/>
+              <w:bottom w:w="100" w:type="dxa"/>
+              <w:right w:w="140" w:type="dxa"/>
+            </w:tcMar>
+            <w:vAlign w:val="top"/>
+          </w:tcPr>
+          <w:p>
+            <w:pPr>
+              <w:spacing w:before="40" w:after="40" w:line="240" w:lineRule="auto"/>
+              <w:jc w:val="left"/>
+            </w:pPr>
+            <w:r>
+              <w:rPr>
+                <w:rFonts w:ascii="Google Sans Text" w:hAnsi="Google Sans Text" w:cs="Google Sans Text"/>
+                <w:color w:val="1F1F1F"/>
+                <w:sz w:val="18"/>
+                <w:szCs w:val="18"/>
+              </w:rPr>
+              <w:t>Hệ thống</w:t>
+            </w:r>
+          </w:p>
+        </w:tc>
+        <w:tc>
+          <w:tcPr>
+            <w:tcW w:w="2760" w:type="dxa"/>
+            <w:tcBorders>
+              <w:top w:val="single" w:color="000000" w:sz="4" w:space="0"/>
+              <w:left w:val="single" w:color="000000" w:sz="4" w:space="0"/>
+              <w:bottom w:val="single" w:color="000000" w:sz="4" w:space="0"/>
+              <w:right w:val="single" w:color="000000" w:sz="4" w:space="0"/>
+            </w:tcBorders>
+            <w:shd w:val="clear" w:color="auto" w:fill="F8FAFD"/>
+            <w:tcMar>
+              <w:top w:w="100" w:type="dxa"/>
+              <w:left w:w="140" w:type="dxa"/>
+              <w:bottom w:w="100" w:type="dxa"/>
+              <w:right w:w="140" w:type="dxa"/>
+            </w:tcMar>
+            <w:vAlign w:val="top"/>
+          </w:tcPr>
+          <w:p>
+            <w:pPr>
+              <w:spacing w:before="40" w:after="40" w:line="240" w:lineRule="auto"/>
+              <w:jc w:val="left"/>
+            </w:pPr>
+            <w:r>
+              <w:rPr>
+                <w:rFonts w:ascii="Google Sans Text" w:hAnsi="Google Sans Text" w:cs="Google Sans Text"/>
+                <w:color w:val="1F1F1F"/>
+                <w:sz w:val="18"/>
+                <w:szCs w:val="18"/>
+              </w:rPr>
+              <w:t>Dashboard giám sát người dùng, token AI tiêu thụ, tỷ lệ API &amp; uptime</w:t>
+            </w:r>
+          </w:p>
+        </w:tc>
+      </w:tr>
     </w:tbl>
     <w:p>
       <w:pPr>
@@ -4037,7 +4562,7 @@
           <w:sz w:val="20"/>
           <w:szCs w:val="20"/>
         </w:rPr>
-        <w:t>SRS v1.0 định nghĩa 13 phân hệ chức năng chi tiết với cấu trúc tiền điều kiện, luồng chính, luồng ngoại lệ và tiêu chí chấp nhận:</w:t>
+        <w:t>SRS v1.1 định nghĩa 14 phân hệ chức năng chi tiết với cấu trúc tiền điều kiện, luồng chính, luồng ngoại lệ và tiêu chí chấp nhận:</w:t>
       </w:r>
     </w:p>
     <w:p>
@@ -4194,6 +4719,32 @@
           <w:szCs w:val="20"/>
         </w:rPr>
         <w:t>FR-AI-001..002 &amp; FR-QUOTA-001..002: Hard Timeout 55s, auto-retry schema tối đa 2 lần không tính quota, kiểm tra quota nguyên tử tại middleware, Mock Upgrade Sandbox.</w:t>
+      </w:r>
+    </w:p>
+    <w:p>
+      <w:pPr>
+        <w:spacing w:before="0" w:after="80" w:line="276" w:lineRule="auto"/>
+        <w:ind w:left="360" w:hanging="240"/>
+      </w:pPr>
+      <w:r>
+        <w:rPr>
+          <w:rFonts w:ascii="Google Sans Text" w:hAnsi="Google Sans Text" w:cs="Google Sans Text"/>
+          <w:b/>
+          <w:bCs/>
+          <w:color w:val="1F1F1F"/>
+          <w:sz w:val="20"/>
+          <w:szCs w:val="20"/>
+        </w:rPr>
+        <w:t xml:space="preserve">•  Phân hệ Quản trị viên (Admin Portal): </w:t>
+      </w:r>
+      <w:r>
+        <w:rPr>
+          <w:rFonts w:ascii="Google Sans Text" w:hAnsi="Google Sans Text" w:cs="Google Sans Text"/>
+          <w:color w:val="1F1F1F"/>
+          <w:sz w:val="20"/>
+          <w:szCs w:val="20"/>
+        </w:rPr>
+        <w:t>FR-ADM-001 đến 003: Xác thực RBAC (role = 'ADMIN'), bảo vệ route /admin/*; Quản trị danh sách người dùng, chuyển đổi Tier/Quota tức thời; Dashboard giám sát vận hành và tiêu thụ token AI.</w:t>
       </w:r>
     </w:p>
     <w:p>
